--- a/pertemuan 5/5. Worksheet_PABW_Meeting5.docx
+++ b/pertemuan 5/5. Worksheet_PABW_Meeting5.docx
@@ -63,7 +63,6 @@
             <w:pPr>
               <w:spacing w:after="0"/>
             </w:pPr>
-            <w:proofErr w:type="gramStart"/>
             <w:r>
               <w:rPr>
                 <w:b/>
@@ -78,71 +77,77 @@
                 <w:color w:val="5A6080"/>
                 <w:sz w:val="17"/>
               </w:rPr>
-              <w:t xml:space="preserve"> :</w:t>
-            </w:r>
-            <w:proofErr w:type="gramEnd"/>
+              <w:t xml:space="preserve"> : Nurrahmatia</w:t>
+            </w:r>
+          </w:p>
+        </w:tc>
+        <w:tc>
+          <w:tcPr>
+            <w:tcW w:w="3251" w:type="dxa"/>
+          </w:tcPr>
+          <w:p>
+            <w:pPr>
+              <w:spacing w:after="0"/>
+            </w:pPr>
             <w:r>
               <w:rPr>
                 <w:b/>
                 <w:color w:val="5A6080"/>
                 <w:sz w:val="17"/>
               </w:rPr>
-              <w:t xml:space="preserve"> Nurrahmatia</w:t>
-            </w:r>
-          </w:p>
-        </w:tc>
-        <w:tc>
-          <w:tcPr>
-            <w:tcW w:w="3251" w:type="dxa"/>
-          </w:tcPr>
-          <w:p>
-            <w:pPr>
-              <w:spacing w:after="0"/>
-            </w:pPr>
-            <w:proofErr w:type="gramStart"/>
+              <w:t>NIM</w:t>
+            </w:r>
             <w:r>
               <w:rPr>
                 <w:b/>
                 <w:color w:val="5A6080"/>
                 <w:sz w:val="17"/>
               </w:rPr>
-              <w:t>NIM</w:t>
-            </w:r>
+              <w:t xml:space="preserve"> : 25523131</w:t>
+            </w:r>
+          </w:p>
+        </w:tc>
+        <w:tc>
+          <w:tcPr>
+            <w:tcW w:w="2108" w:type="dxa"/>
+          </w:tcPr>
+          <w:p>
+            <w:pPr>
+              <w:spacing w:after="0"/>
+            </w:pPr>
             <w:r>
               <w:rPr>
                 <w:b/>
                 <w:color w:val="5A6080"/>
                 <w:sz w:val="17"/>
               </w:rPr>
-              <w:t xml:space="preserve"> :</w:t>
-            </w:r>
-            <w:proofErr w:type="gramEnd"/>
+              <w:t>KELAS</w:t>
+            </w:r>
             <w:r>
               <w:rPr>
                 <w:b/>
                 <w:color w:val="5A6080"/>
                 <w:sz w:val="17"/>
               </w:rPr>
-              <w:t xml:space="preserve"> 25523131</w:t>
-            </w:r>
-          </w:p>
-        </w:tc>
-        <w:tc>
-          <w:tcPr>
-            <w:tcW w:w="2108" w:type="dxa"/>
-          </w:tcPr>
-          <w:p>
-            <w:pPr>
-              <w:spacing w:after="0"/>
-            </w:pPr>
-            <w:proofErr w:type="gramStart"/>
+              <w:t xml:space="preserve"> : A</w:t>
+            </w:r>
+          </w:p>
+        </w:tc>
+        <w:tc>
+          <w:tcPr>
+            <w:tcW w:w="2768" w:type="dxa"/>
+          </w:tcPr>
+          <w:p>
+            <w:pPr>
+              <w:spacing w:after="0"/>
+            </w:pPr>
             <w:r>
               <w:rPr>
                 <w:b/>
                 <w:color w:val="5A6080"/>
                 <w:sz w:val="17"/>
               </w:rPr>
-              <w:t>KELAS</w:t>
+              <w:t>TANGGAL</w:t>
             </w:r>
             <w:r>
               <w:rPr>
@@ -150,52 +155,7 @@
                 <w:color w:val="5A6080"/>
                 <w:sz w:val="17"/>
               </w:rPr>
-              <w:t xml:space="preserve"> :</w:t>
-            </w:r>
-            <w:proofErr w:type="gramEnd"/>
-            <w:r>
-              <w:rPr>
-                <w:b/>
-                <w:color w:val="5A6080"/>
-                <w:sz w:val="17"/>
-              </w:rPr>
-              <w:t xml:space="preserve"> A</w:t>
-            </w:r>
-          </w:p>
-        </w:tc>
-        <w:tc>
-          <w:tcPr>
-            <w:tcW w:w="2768" w:type="dxa"/>
-          </w:tcPr>
-          <w:p>
-            <w:pPr>
-              <w:spacing w:after="0"/>
-            </w:pPr>
-            <w:proofErr w:type="gramStart"/>
-            <w:r>
-              <w:rPr>
-                <w:b/>
-                <w:color w:val="5A6080"/>
-                <w:sz w:val="17"/>
-              </w:rPr>
-              <w:t>TANGGAL</w:t>
-            </w:r>
-            <w:r>
-              <w:rPr>
-                <w:b/>
-                <w:color w:val="5A6080"/>
-                <w:sz w:val="17"/>
-              </w:rPr>
-              <w:t xml:space="preserve"> :</w:t>
-            </w:r>
-            <w:proofErr w:type="gramEnd"/>
-            <w:r>
-              <w:rPr>
-                <w:b/>
-                <w:color w:val="5A6080"/>
-                <w:sz w:val="17"/>
-              </w:rPr>
-              <w:t xml:space="preserve"> 28 September 2026</w:t>
+              <w:t xml:space="preserve"> : 28 September 2026</w:t>
             </w:r>
           </w:p>
         </w:tc>
@@ -2229,8 +2189,8 @@
       </w:tblPr>
       <w:tblGrid>
         <w:gridCol w:w="3251"/>
-        <w:gridCol w:w="3251"/>
-        <w:gridCol w:w="3251"/>
+        <w:gridCol w:w="2846"/>
+        <w:gridCol w:w="3656"/>
       </w:tblGrid>
       <w:tr>
         <w:trPr>
@@ -2257,7 +2217,7 @@
         </w:tc>
         <w:tc>
           <w:tcPr>
-            <w:tcW w:w="3251" w:type="dxa"/>
+            <w:tcW w:w="2846" w:type="dxa"/>
             <w:shd w:val="clear" w:color="auto" w:fill="003796"/>
           </w:tcPr>
           <w:p>
@@ -2276,7 +2236,7 @@
         </w:tc>
         <w:tc>
           <w:tcPr>
-            <w:tcW w:w="3251" w:type="dxa"/>
+            <w:tcW w:w="3656" w:type="dxa"/>
             <w:shd w:val="clear" w:color="auto" w:fill="003796"/>
           </w:tcPr>
           <w:p>
@@ -2317,7 +2277,7 @@
         </w:tc>
         <w:tc>
           <w:tcPr>
-            <w:tcW w:w="3251" w:type="dxa"/>
+            <w:tcW w:w="2846" w:type="dxa"/>
           </w:tcPr>
           <w:p>
             <w:pPr>
@@ -2328,18 +2288,80 @@
                 <w:color w:val="1A1A2E"/>
                 <w:sz w:val="18"/>
               </w:rPr>
-              <w:t>flex  /  grid</w:t>
-            </w:r>
-          </w:p>
-        </w:tc>
-        <w:tc>
-          <w:tcPr>
-            <w:tcW w:w="3251" w:type="dxa"/>
-          </w:tcPr>
-          <w:p>
-            <w:pPr>
-              <w:spacing w:after="0"/>
-            </w:pPr>
+              <w:t>flex</w:t>
+            </w:r>
+          </w:p>
+        </w:tc>
+        <w:tc>
+          <w:tcPr>
+            <w:tcW w:w="3656" w:type="dxa"/>
+          </w:tcPr>
+          <w:p>
+            <w:pPr>
+              <w:spacing w:after="0"/>
+            </w:pPr>
+            <w:proofErr w:type="spellStart"/>
+            <w:r>
+              <w:t>Dik</w:t>
+            </w:r>
+            <w:r>
+              <w:t>arena</w:t>
+            </w:r>
+            <w:r>
+              <w:t>kan</w:t>
+            </w:r>
+            <w:proofErr w:type="spellEnd"/>
+            <w:r>
+              <w:t xml:space="preserve"> </w:t>
+            </w:r>
+            <w:proofErr w:type="spellStart"/>
+            <w:r>
+              <w:t>judul</w:t>
+            </w:r>
+            <w:proofErr w:type="spellEnd"/>
+            <w:r>
+              <w:t xml:space="preserve"> </w:t>
+            </w:r>
+            <w:proofErr w:type="spellStart"/>
+            <w:r>
+              <w:t>berada</w:t>
+            </w:r>
+            <w:proofErr w:type="spellEnd"/>
+            <w:r>
+              <w:t xml:space="preserve"> paling </w:t>
+            </w:r>
+            <w:proofErr w:type="spellStart"/>
+            <w:r>
+              <w:t>atas</w:t>
+            </w:r>
+            <w:proofErr w:type="spellEnd"/>
+            <w:r>
+              <w:t xml:space="preserve"> </w:t>
+            </w:r>
+            <w:proofErr w:type="spellStart"/>
+            <w:r>
+              <w:t>dalam</w:t>
+            </w:r>
+            <w:proofErr w:type="spellEnd"/>
+            <w:r>
+              <w:t xml:space="preserve"> </w:t>
+            </w:r>
+            <w:proofErr w:type="spellStart"/>
+            <w:r>
+              <w:t>sebuah</w:t>
+            </w:r>
+            <w:proofErr w:type="spellEnd"/>
+            <w:r>
+              <w:t xml:space="preserve"> </w:t>
+            </w:r>
+            <w:proofErr w:type="spellStart"/>
+            <w:r>
+              <w:t>halaman</w:t>
+            </w:r>
+            <w:proofErr w:type="spellEnd"/>
+            <w:r>
+              <w:t xml:space="preserve">. </w:t>
+            </w:r>
           </w:p>
         </w:tc>
       </w:tr>
@@ -2366,7 +2388,7 @@
         </w:tc>
         <w:tc>
           <w:tcPr>
-            <w:tcW w:w="3251" w:type="dxa"/>
+            <w:tcW w:w="2846" w:type="dxa"/>
           </w:tcPr>
           <w:p>
             <w:pPr>
@@ -2377,18 +2399,26 @@
                 <w:color w:val="1A1A2E"/>
                 <w:sz w:val="18"/>
               </w:rPr>
-              <w:t>flex  /  grid</w:t>
-            </w:r>
-          </w:p>
-        </w:tc>
-        <w:tc>
-          <w:tcPr>
-            <w:tcW w:w="3251" w:type="dxa"/>
-          </w:tcPr>
-          <w:p>
-            <w:pPr>
-              <w:spacing w:after="0"/>
-            </w:pPr>
+              <w:t xml:space="preserve">flex  </w:t>
+            </w:r>
+          </w:p>
+        </w:tc>
+        <w:tc>
+          <w:tcPr>
+            <w:tcW w:w="3656" w:type="dxa"/>
+          </w:tcPr>
+          <w:p>
+            <w:pPr>
+              <w:spacing w:after="0"/>
+            </w:pPr>
+            <w:proofErr w:type="spellStart"/>
+            <w:r>
+              <w:t>Dikarenakan</w:t>
+            </w:r>
+            <w:proofErr w:type="spellEnd"/>
+            <w:r>
+              <w:t xml:space="preserve"> </w:t>
+            </w:r>
           </w:p>
         </w:tc>
       </w:tr>
@@ -2415,7 +2445,7 @@
         </w:tc>
         <w:tc>
           <w:tcPr>
-            <w:tcW w:w="3251" w:type="dxa"/>
+            <w:tcW w:w="2846" w:type="dxa"/>
           </w:tcPr>
           <w:p>
             <w:pPr>
@@ -2426,18 +2456,79 @@
                 <w:color w:val="1A1A2E"/>
                 <w:sz w:val="18"/>
               </w:rPr>
-              <w:t>flex  /  grid</w:t>
-            </w:r>
-          </w:p>
-        </w:tc>
-        <w:tc>
-          <w:tcPr>
-            <w:tcW w:w="3251" w:type="dxa"/>
-          </w:tcPr>
-          <w:p>
-            <w:pPr>
-              <w:spacing w:after="0"/>
-            </w:pPr>
+              <w:t>grid</w:t>
+            </w:r>
+          </w:p>
+        </w:tc>
+        <w:tc>
+          <w:tcPr>
+            <w:tcW w:w="3656" w:type="dxa"/>
+          </w:tcPr>
+          <w:p>
+            <w:pPr>
+              <w:spacing w:after="0"/>
+            </w:pPr>
+            <w:proofErr w:type="spellStart"/>
+            <w:r>
+              <w:t>Dikarenakan</w:t>
+            </w:r>
+            <w:proofErr w:type="spellEnd"/>
+            <w:r>
+              <w:t xml:space="preserve"> </w:t>
+            </w:r>
+            <w:proofErr w:type="spellStart"/>
+            <w:r>
+              <w:t>ukuran</w:t>
+            </w:r>
+            <w:proofErr w:type="spellEnd"/>
+            <w:r>
+              <w:t xml:space="preserve"> </w:t>
+            </w:r>
+            <w:proofErr w:type="spellStart"/>
+            <w:r>
+              <w:t>gambar</w:t>
+            </w:r>
+            <w:proofErr w:type="spellEnd"/>
+            <w:r>
+              <w:t xml:space="preserve"> yang </w:t>
+            </w:r>
+            <w:proofErr w:type="spellStart"/>
+            <w:r>
+              <w:t>satu</w:t>
+            </w:r>
+            <w:proofErr w:type="spellEnd"/>
+            <w:r>
+              <w:t xml:space="preserve"> </w:t>
+            </w:r>
+            <w:proofErr w:type="spellStart"/>
+            <w:r>
+              <w:t>dengan</w:t>
+            </w:r>
+            <w:proofErr w:type="spellEnd"/>
+            <w:r>
+              <w:t xml:space="preserve"> </w:t>
+            </w:r>
+            <w:proofErr w:type="spellStart"/>
+            <w:r>
+              <w:t>ukuran</w:t>
+            </w:r>
+            <w:proofErr w:type="spellEnd"/>
+            <w:r>
+              <w:t xml:space="preserve"> </w:t>
+            </w:r>
+            <w:proofErr w:type="spellStart"/>
+            <w:r>
+              <w:t>gambar</w:t>
+            </w:r>
+            <w:proofErr w:type="spellEnd"/>
+            <w:r>
+              <w:t xml:space="preserve"> yang lain </w:t>
+            </w:r>
+            <w:proofErr w:type="spellStart"/>
+            <w:r>
+              <w:t>berbeda</w:t>
+            </w:r>
+            <w:proofErr w:type="spellEnd"/>
           </w:p>
         </w:tc>
       </w:tr>
@@ -2464,29 +2555,103 @@
         </w:tc>
         <w:tc>
           <w:tcPr>
-            <w:tcW w:w="3251" w:type="dxa"/>
-          </w:tcPr>
-          <w:p>
-            <w:pPr>
-              <w:spacing w:after="0"/>
-            </w:pPr>
-            <w:r>
-              <w:rPr>
-                <w:color w:val="1A1A2E"/>
-                <w:sz w:val="18"/>
-              </w:rPr>
-              <w:t>flex  /  grid</w:t>
-            </w:r>
-          </w:p>
-        </w:tc>
-        <w:tc>
-          <w:tcPr>
-            <w:tcW w:w="3251" w:type="dxa"/>
-          </w:tcPr>
-          <w:p>
-            <w:pPr>
-              <w:spacing w:after="0"/>
-            </w:pPr>
+            <w:tcW w:w="2846" w:type="dxa"/>
+          </w:tcPr>
+          <w:p>
+            <w:pPr>
+              <w:spacing w:after="0"/>
+            </w:pPr>
+            <w:r>
+              <w:t>grid</w:t>
+            </w:r>
+          </w:p>
+        </w:tc>
+        <w:tc>
+          <w:tcPr>
+            <w:tcW w:w="3656" w:type="dxa"/>
+          </w:tcPr>
+          <w:p>
+            <w:pPr>
+              <w:spacing w:after="0"/>
+            </w:pPr>
+            <w:proofErr w:type="spellStart"/>
+            <w:r>
+              <w:t>Dikarenakan</w:t>
+            </w:r>
+            <w:proofErr w:type="spellEnd"/>
+            <w:r>
+              <w:t xml:space="preserve"> </w:t>
+            </w:r>
+            <w:proofErr w:type="spellStart"/>
+            <w:r>
+              <w:t>kar</w:t>
+            </w:r>
+            <w:r>
+              <w:t>nakan</w:t>
+            </w:r>
+            <w:proofErr w:type="spellEnd"/>
+            <w:r>
+              <w:t xml:space="preserve"> </w:t>
+            </w:r>
+            <w:proofErr w:type="spellStart"/>
+            <w:r>
+              <w:t>isi</w:t>
+            </w:r>
+            <w:proofErr w:type="spellEnd"/>
+            <w:r>
+              <w:t xml:space="preserve"> </w:t>
+            </w:r>
+            <w:proofErr w:type="spellStart"/>
+            <w:r>
+              <w:t>dalam</w:t>
+            </w:r>
+            <w:proofErr w:type="spellEnd"/>
+            <w:r>
+              <w:t xml:space="preserve"> </w:t>
+            </w:r>
+            <w:proofErr w:type="spellStart"/>
+            <w:r>
+              <w:t>suatu</w:t>
+            </w:r>
+            <w:proofErr w:type="spellEnd"/>
+            <w:r>
+              <w:t xml:space="preserve"> </w:t>
+            </w:r>
+            <w:proofErr w:type="spellStart"/>
+            <w:r>
+              <w:t>kartu</w:t>
+            </w:r>
+            <w:proofErr w:type="spellEnd"/>
+            <w:r>
+              <w:t xml:space="preserve"> </w:t>
+            </w:r>
+            <w:proofErr w:type="spellStart"/>
+            <w:r>
+              <w:t>mengikuti</w:t>
+            </w:r>
+            <w:proofErr w:type="spellEnd"/>
+            <w:r>
+              <w:t xml:space="preserve"> </w:t>
+            </w:r>
+            <w:r>
+              <w:t xml:space="preserve">baris dan </w:t>
+            </w:r>
+            <w:proofErr w:type="spellStart"/>
+            <w:r>
+              <w:t>kolom</w:t>
+            </w:r>
+            <w:proofErr w:type="spellEnd"/>
+            <w:r>
+              <w:t xml:space="preserve"> </w:t>
+            </w:r>
+            <w:proofErr w:type="spellStart"/>
+            <w:r>
+              <w:t>kartunya</w:t>
+            </w:r>
+            <w:proofErr w:type="spellEnd"/>
+            <w:r>
+              <w:t>.</w:t>
+            </w:r>
           </w:p>
         </w:tc>
       </w:tr>

--- a/pertemuan 5/5. Worksheet_PABW_Meeting5.docx
+++ b/pertemuan 5/5. Worksheet_PABW_Meeting5.docx
@@ -46,9 +46,9 @@
         <w:tblLook w:val="04A0" w:firstRow="1" w:lastRow="0" w:firstColumn="1" w:lastColumn="0" w:noHBand="0" w:noVBand="1"/>
       </w:tblPr>
       <w:tblGrid>
-        <w:gridCol w:w="3251"/>
-        <w:gridCol w:w="3251"/>
-        <w:gridCol w:w="2108"/>
+        <w:gridCol w:w="2940"/>
+        <w:gridCol w:w="3118"/>
+        <w:gridCol w:w="2552"/>
         <w:gridCol w:w="2768"/>
       </w:tblGrid>
       <w:tr>
@@ -57,7 +57,7 @@
         </w:trPr>
         <w:tc>
           <w:tcPr>
-            <w:tcW w:w="3251" w:type="dxa"/>
+            <w:tcW w:w="2940" w:type="dxa"/>
           </w:tcPr>
           <w:p>
             <w:pPr>
@@ -83,7 +83,7 @@
         </w:tc>
         <w:tc>
           <w:tcPr>
-            <w:tcW w:w="3251" w:type="dxa"/>
+            <w:tcW w:w="3118" w:type="dxa"/>
           </w:tcPr>
           <w:p>
             <w:pPr>
@@ -109,7 +109,7 @@
         </w:tc>
         <w:tc>
           <w:tcPr>
-            <w:tcW w:w="2108" w:type="dxa"/>
+            <w:tcW w:w="2552" w:type="dxa"/>
           </w:tcPr>
           <w:p>
             <w:pPr>
@@ -166,27 +166,27 @@
         </w:trPr>
         <w:tc>
           <w:tcPr>
-            <w:tcW w:w="3251" w:type="dxa"/>
-          </w:tcPr>
-          <w:p>
-            <w:pPr>
-              <w:spacing w:after="0"/>
-            </w:pPr>
-          </w:p>
-        </w:tc>
-        <w:tc>
-          <w:tcPr>
-            <w:tcW w:w="3251" w:type="dxa"/>
-          </w:tcPr>
-          <w:p>
-            <w:pPr>
-              <w:spacing w:after="0"/>
-            </w:pPr>
-          </w:p>
-        </w:tc>
-        <w:tc>
-          <w:tcPr>
-            <w:tcW w:w="2108" w:type="dxa"/>
+            <w:tcW w:w="2940" w:type="dxa"/>
+          </w:tcPr>
+          <w:p>
+            <w:pPr>
+              <w:spacing w:after="0"/>
+            </w:pPr>
+          </w:p>
+        </w:tc>
+        <w:tc>
+          <w:tcPr>
+            <w:tcW w:w="3118" w:type="dxa"/>
+          </w:tcPr>
+          <w:p>
+            <w:pPr>
+              <w:spacing w:after="0"/>
+            </w:pPr>
+          </w:p>
+        </w:tc>
+        <w:tc>
+          <w:tcPr>
+            <w:tcW w:w="2552" w:type="dxa"/>
           </w:tcPr>
           <w:p>
             <w:pPr>
@@ -221,7 +221,7 @@
         </w:trPr>
         <w:tc>
           <w:tcPr>
-            <w:tcW w:w="3251" w:type="dxa"/>
+            <w:tcW w:w="2940" w:type="dxa"/>
             <w:shd w:val="clear" w:color="auto" w:fill="003796"/>
           </w:tcPr>
           <w:p>
@@ -241,7 +241,7 @@
         </w:tc>
         <w:tc>
           <w:tcPr>
-            <w:tcW w:w="3251" w:type="dxa"/>
+            <w:tcW w:w="3118" w:type="dxa"/>
             <w:shd w:val="clear" w:color="auto" w:fill="F6D11B"/>
           </w:tcPr>
           <w:p>
@@ -261,7 +261,7 @@
         </w:tc>
         <w:tc>
           <w:tcPr>
-            <w:tcW w:w="4876" w:type="dxa"/>
+            <w:tcW w:w="5320" w:type="dxa"/>
             <w:gridSpan w:val="2"/>
             <w:shd w:val="clear" w:color="auto" w:fill="EEF2FB"/>
           </w:tcPr>
@@ -285,53 +285,12 @@
       <w:pPr>
         <w:spacing w:before="240" w:after="40"/>
       </w:pPr>
-      <w:proofErr w:type="spellStart"/>
       <w:r>
         <w:rPr>
           <w:b/>
           <w:color w:val="003796"/>
         </w:rPr>
-        <w:t>Lanjutan</w:t>
-      </w:r>
-      <w:proofErr w:type="spellEnd"/>
-      <w:r>
-        <w:rPr>
-          <w:b/>
-          <w:color w:val="003796"/>
-        </w:rPr>
-        <w:t xml:space="preserve"> </w:t>
-      </w:r>
-      <w:proofErr w:type="spellStart"/>
-      <w:r>
-        <w:rPr>
-          <w:b/>
-          <w:color w:val="003796"/>
-        </w:rPr>
-        <w:t>dari</w:t>
-      </w:r>
-      <w:proofErr w:type="spellEnd"/>
-      <w:r>
-        <w:rPr>
-          <w:b/>
-          <w:color w:val="003796"/>
-        </w:rPr>
-        <w:t xml:space="preserve"> </w:t>
-      </w:r>
-      <w:proofErr w:type="spellStart"/>
-      <w:r>
-        <w:rPr>
-          <w:b/>
-          <w:color w:val="003796"/>
-        </w:rPr>
-        <w:t>Pertemuan</w:t>
-      </w:r>
-      <w:proofErr w:type="spellEnd"/>
-      <w:r>
-        <w:rPr>
-          <w:b/>
-          <w:color w:val="003796"/>
-        </w:rPr>
-        <w:t xml:space="preserve"> 4, halaman yang sama dengan susunan yang baru.</w:t>
+        <w:t>Lanjutan dari Pertemuan 4, halaman yang sama dengan susunan yang baru.</w:t>
       </w:r>
     </w:p>
     <w:p>
@@ -342,7 +301,7 @@
         <w:rPr>
           <w:color w:val="1A1A2E"/>
         </w:rPr>
-        <w:t>Hari ini Anda tidak membuat halaman baru. Anda mengambil berkas yang sudah Anda susun di Pertemuan 4 beserta kelima berkas CSS-nya, menyalinnya ke folder worksheet-p5/, lalu mengganti cara halaman itu menyusun dirinya. Semua isi, warna, dan token Anda tetap dipakai. Yang berubah hanya CSS yang mengatur posisi.</w:t>
+        <w:t>Hari ini Anda tidak membuat halaman baru. Anda mengambil berkas yang sudah Anda susun di Pertemuan 4 beserta kelima berkas CSS-nya, menyalinnya ke folder worksheet-p5/, lalu mengganti cara halaman itu menyusun dirinya. Semua isi, warna, dan token Anda tetap dipakai. Yang berubah hanya CSS yang mengatur posisi, ditambah satu wadah pembungkus di profil.html.</w:t>
       </w:r>
     </w:p>
     <w:p>
@@ -1196,23 +1155,32 @@
                 <w:color w:val="1A1A2E"/>
                 <w:sz w:val="18"/>
               </w:rPr>
-              <w:t>Perbaiki tiga kasus sulit: tinggi tidak seragam, isi panjang, dan meluber</w:t>
-            </w:r>
-          </w:p>
-        </w:tc>
-        <w:tc>
-          <w:tcPr>
-            <w:tcW w:w="2438" w:type="dxa"/>
-          </w:tcPr>
-          <w:p>
-            <w:pPr>
-              <w:spacing w:after="0"/>
-            </w:pPr>
+              <w:t xml:space="preserve">Perbaiki tiga kasus sulit: tinggi tidak seragam, isi </w:t>
+            </w:r>
             <w:r>
               <w:rPr>
                 <w:color w:val="1A1A2E"/>
                 <w:sz w:val="18"/>
               </w:rPr>
+              <w:lastRenderedPageBreak/>
+              <w:t>panjang, dan meluber</w:t>
+            </w:r>
+          </w:p>
+        </w:tc>
+        <w:tc>
+          <w:tcPr>
+            <w:tcW w:w="2438" w:type="dxa"/>
+          </w:tcPr>
+          <w:p>
+            <w:pPr>
+              <w:spacing w:after="0"/>
+            </w:pPr>
+            <w:r>
+              <w:rPr>
+                <w:color w:val="1A1A2E"/>
+                <w:sz w:val="18"/>
+              </w:rPr>
+              <w:lastRenderedPageBreak/>
               <w:t>Tidak ada item meluber di 360 px dan 1 280 px</w:t>
             </w:r>
           </w:p>
@@ -1235,7 +1203,6 @@
                 <w:color w:val="1A1A2E"/>
                 <w:sz w:val="18"/>
               </w:rPr>
-              <w:lastRenderedPageBreak/>
               <w:t>78–90</w:t>
             </w:r>
           </w:p>
@@ -2189,8 +2156,8 @@
       </w:tblPr>
       <w:tblGrid>
         <w:gridCol w:w="3251"/>
-        <w:gridCol w:w="2846"/>
-        <w:gridCol w:w="3656"/>
+        <w:gridCol w:w="3251"/>
+        <w:gridCol w:w="3251"/>
       </w:tblGrid>
       <w:tr>
         <w:trPr>
@@ -2217,7 +2184,7 @@
         </w:tc>
         <w:tc>
           <w:tcPr>
-            <w:tcW w:w="2846" w:type="dxa"/>
+            <w:tcW w:w="3251" w:type="dxa"/>
             <w:shd w:val="clear" w:color="auto" w:fill="003796"/>
           </w:tcPr>
           <w:p>
@@ -2236,7 +2203,7 @@
         </w:tc>
         <w:tc>
           <w:tcPr>
-            <w:tcW w:w="3656" w:type="dxa"/>
+            <w:tcW w:w="3251" w:type="dxa"/>
             <w:shd w:val="clear" w:color="auto" w:fill="003796"/>
           </w:tcPr>
           <w:p>
@@ -2277,7 +2244,7 @@
         </w:tc>
         <w:tc>
           <w:tcPr>
-            <w:tcW w:w="2846" w:type="dxa"/>
+            <w:tcW w:w="3251" w:type="dxa"/>
           </w:tcPr>
           <w:p>
             <w:pPr>
@@ -2288,79 +2255,26 @@
                 <w:color w:val="1A1A2E"/>
                 <w:sz w:val="18"/>
               </w:rPr>
-              <w:t>flex</w:t>
-            </w:r>
-          </w:p>
-        </w:tc>
-        <w:tc>
-          <w:tcPr>
-            <w:tcW w:w="3656" w:type="dxa"/>
-          </w:tcPr>
-          <w:p>
-            <w:pPr>
-              <w:spacing w:after="0"/>
-            </w:pPr>
-            <w:proofErr w:type="spellStart"/>
-            <w:r>
-              <w:t>Dik</w:t>
-            </w:r>
-            <w:r>
-              <w:t>arena</w:t>
-            </w:r>
-            <w:r>
-              <w:t>kan</w:t>
-            </w:r>
-            <w:proofErr w:type="spellEnd"/>
-            <w:r>
-              <w:t xml:space="preserve"> </w:t>
-            </w:r>
-            <w:proofErr w:type="spellStart"/>
-            <w:r>
-              <w:t>judul</w:t>
-            </w:r>
-            <w:proofErr w:type="spellEnd"/>
-            <w:r>
-              <w:t xml:space="preserve"> </w:t>
-            </w:r>
-            <w:proofErr w:type="spellStart"/>
-            <w:r>
-              <w:t>berada</w:t>
-            </w:r>
-            <w:proofErr w:type="spellEnd"/>
-            <w:r>
-              <w:t xml:space="preserve"> paling </w:t>
-            </w:r>
-            <w:proofErr w:type="spellStart"/>
-            <w:r>
-              <w:t>atas</w:t>
-            </w:r>
-            <w:proofErr w:type="spellEnd"/>
-            <w:r>
-              <w:t xml:space="preserve"> </w:t>
-            </w:r>
-            <w:proofErr w:type="spellStart"/>
-            <w:r>
-              <w:t>dalam</w:t>
-            </w:r>
-            <w:proofErr w:type="spellEnd"/>
-            <w:r>
-              <w:t xml:space="preserve"> </w:t>
-            </w:r>
-            <w:proofErr w:type="spellStart"/>
-            <w:r>
-              <w:t>sebuah</w:t>
-            </w:r>
-            <w:proofErr w:type="spellEnd"/>
-            <w:r>
-              <w:t xml:space="preserve"> </w:t>
-            </w:r>
-            <w:proofErr w:type="spellStart"/>
-            <w:r>
-              <w:t>halaman</w:t>
-            </w:r>
-            <w:proofErr w:type="spellEnd"/>
-            <w:r>
-              <w:t xml:space="preserve">. </w:t>
+              <w:t xml:space="preserve">flex  </w:t>
+            </w:r>
+          </w:p>
+        </w:tc>
+        <w:tc>
+          <w:tcPr>
+            <w:tcW w:w="3251" w:type="dxa"/>
+          </w:tcPr>
+          <w:p>
+            <w:pPr>
+              <w:spacing w:after="0"/>
+            </w:pPr>
+            <w:r>
+              <w:t xml:space="preserve">Dikarenakan </w:t>
+            </w:r>
+            <w:r>
+              <w:t>untuk meratakan judul dan navigasi dalam satu baris</w:t>
+            </w:r>
+            <w:r>
+              <w:t>.</w:t>
             </w:r>
           </w:p>
         </w:tc>
@@ -2388,7 +2302,7 @@
         </w:tc>
         <w:tc>
           <w:tcPr>
-            <w:tcW w:w="2846" w:type="dxa"/>
+            <w:tcW w:w="3251" w:type="dxa"/>
           </w:tcPr>
           <w:p>
             <w:pPr>
@@ -2399,25 +2313,32 @@
                 <w:color w:val="1A1A2E"/>
                 <w:sz w:val="18"/>
               </w:rPr>
-              <w:t xml:space="preserve">flex  </w:t>
-            </w:r>
-          </w:p>
-        </w:tc>
-        <w:tc>
-          <w:tcPr>
-            <w:tcW w:w="3656" w:type="dxa"/>
-          </w:tcPr>
-          <w:p>
-            <w:pPr>
-              <w:spacing w:after="0"/>
-            </w:pPr>
-            <w:proofErr w:type="spellStart"/>
-            <w:r>
-              <w:t>Dikarenakan</w:t>
-            </w:r>
-            <w:proofErr w:type="spellEnd"/>
-            <w:r>
-              <w:t xml:space="preserve"> </w:t>
+              <w:t>grid</w:t>
+            </w:r>
+          </w:p>
+        </w:tc>
+        <w:tc>
+          <w:tcPr>
+            <w:tcW w:w="3251" w:type="dxa"/>
+          </w:tcPr>
+          <w:p>
+            <w:pPr>
+              <w:spacing w:after="0"/>
+            </w:pPr>
+            <w:r>
+              <w:t>Di</w:t>
+            </w:r>
+            <w:r>
+              <w:t xml:space="preserve">karenakan </w:t>
+            </w:r>
+            <w:r>
+              <w:t xml:space="preserve">untuk </w:t>
+            </w:r>
+            <w:r>
+              <w:t>mempermudah pembagian area konten utama dan sidebar</w:t>
+            </w:r>
+            <w:r>
+              <w:t>.</w:t>
             </w:r>
           </w:p>
         </w:tc>
@@ -2445,7 +2366,7 @@
         </w:tc>
         <w:tc>
           <w:tcPr>
-            <w:tcW w:w="2846" w:type="dxa"/>
+            <w:tcW w:w="3251" w:type="dxa"/>
           </w:tcPr>
           <w:p>
             <w:pPr>
@@ -2462,73 +2383,21 @@
         </w:tc>
         <w:tc>
           <w:tcPr>
-            <w:tcW w:w="3656" w:type="dxa"/>
-          </w:tcPr>
-          <w:p>
-            <w:pPr>
-              <w:spacing w:after="0"/>
-            </w:pPr>
-            <w:proofErr w:type="spellStart"/>
-            <w:r>
-              <w:t>Dikarenakan</w:t>
-            </w:r>
-            <w:proofErr w:type="spellEnd"/>
-            <w:r>
-              <w:t xml:space="preserve"> </w:t>
-            </w:r>
-            <w:proofErr w:type="spellStart"/>
-            <w:r>
-              <w:t>ukuran</w:t>
-            </w:r>
-            <w:proofErr w:type="spellEnd"/>
-            <w:r>
-              <w:t xml:space="preserve"> </w:t>
-            </w:r>
-            <w:proofErr w:type="spellStart"/>
-            <w:r>
-              <w:t>gambar</w:t>
-            </w:r>
-            <w:proofErr w:type="spellEnd"/>
-            <w:r>
-              <w:t xml:space="preserve"> yang </w:t>
-            </w:r>
-            <w:proofErr w:type="spellStart"/>
-            <w:r>
-              <w:t>satu</w:t>
-            </w:r>
-            <w:proofErr w:type="spellEnd"/>
-            <w:r>
-              <w:t xml:space="preserve"> </w:t>
-            </w:r>
-            <w:proofErr w:type="spellStart"/>
-            <w:r>
-              <w:t>dengan</w:t>
-            </w:r>
-            <w:proofErr w:type="spellEnd"/>
-            <w:r>
-              <w:t xml:space="preserve"> </w:t>
-            </w:r>
-            <w:proofErr w:type="spellStart"/>
-            <w:r>
-              <w:t>ukuran</w:t>
-            </w:r>
-            <w:proofErr w:type="spellEnd"/>
-            <w:r>
-              <w:t xml:space="preserve"> </w:t>
-            </w:r>
-            <w:proofErr w:type="spellStart"/>
-            <w:r>
-              <w:t>gambar</w:t>
-            </w:r>
-            <w:proofErr w:type="spellEnd"/>
-            <w:r>
-              <w:t xml:space="preserve"> yang lain </w:t>
-            </w:r>
-            <w:proofErr w:type="spellStart"/>
-            <w:r>
-              <w:t>berbeda</w:t>
-            </w:r>
-            <w:proofErr w:type="spellEnd"/>
+            <w:tcW w:w="3251" w:type="dxa"/>
+          </w:tcPr>
+          <w:p>
+            <w:pPr>
+              <w:spacing w:after="0"/>
+            </w:pPr>
+            <w:r>
+              <w:t xml:space="preserve">Dikarenakan </w:t>
+            </w:r>
+            <w:r>
+              <w:t xml:space="preserve">dapat mengatur </w:t>
+            </w:r>
+            <w:r>
+              <w:t>kartu buku dengan rapih.</w:t>
+            </w:r>
           </w:p>
         </w:tc>
       </w:tr>
@@ -2555,102 +2424,40 @@
         </w:tc>
         <w:tc>
           <w:tcPr>
-            <w:tcW w:w="2846" w:type="dxa"/>
-          </w:tcPr>
-          <w:p>
-            <w:pPr>
-              <w:spacing w:after="0"/>
-            </w:pPr>
-            <w:r>
+            <w:tcW w:w="3251" w:type="dxa"/>
+          </w:tcPr>
+          <w:p>
+            <w:pPr>
+              <w:spacing w:after="0"/>
+            </w:pPr>
+            <w:r>
+              <w:rPr>
+                <w:color w:val="1A1A2E"/>
+                <w:sz w:val="18"/>
+              </w:rPr>
               <w:t>grid</w:t>
             </w:r>
           </w:p>
         </w:tc>
         <w:tc>
           <w:tcPr>
-            <w:tcW w:w="3656" w:type="dxa"/>
-          </w:tcPr>
-          <w:p>
-            <w:pPr>
-              <w:spacing w:after="0"/>
-            </w:pPr>
-            <w:proofErr w:type="spellStart"/>
-            <w:r>
-              <w:t>Dikarenakan</w:t>
-            </w:r>
-            <w:proofErr w:type="spellEnd"/>
-            <w:r>
-              <w:t xml:space="preserve"> </w:t>
-            </w:r>
-            <w:proofErr w:type="spellStart"/>
-            <w:r>
-              <w:t>kar</w:t>
-            </w:r>
-            <w:r>
-              <w:t>nakan</w:t>
-            </w:r>
-            <w:proofErr w:type="spellEnd"/>
-            <w:r>
-              <w:t xml:space="preserve"> </w:t>
-            </w:r>
-            <w:proofErr w:type="spellStart"/>
-            <w:r>
-              <w:t>isi</w:t>
-            </w:r>
-            <w:proofErr w:type="spellEnd"/>
-            <w:r>
-              <w:t xml:space="preserve"> </w:t>
-            </w:r>
-            <w:proofErr w:type="spellStart"/>
-            <w:r>
-              <w:t>dalam</w:t>
-            </w:r>
-            <w:proofErr w:type="spellEnd"/>
-            <w:r>
-              <w:t xml:space="preserve"> </w:t>
-            </w:r>
-            <w:proofErr w:type="spellStart"/>
-            <w:r>
-              <w:t>suatu</w:t>
-            </w:r>
-            <w:proofErr w:type="spellEnd"/>
-            <w:r>
-              <w:t xml:space="preserve"> </w:t>
-            </w:r>
-            <w:proofErr w:type="spellStart"/>
-            <w:r>
-              <w:t>kartu</w:t>
-            </w:r>
-            <w:proofErr w:type="spellEnd"/>
-            <w:r>
-              <w:t xml:space="preserve"> </w:t>
-            </w:r>
-            <w:proofErr w:type="spellStart"/>
-            <w:r>
-              <w:t>mengikuti</w:t>
-            </w:r>
-            <w:proofErr w:type="spellEnd"/>
-            <w:r>
-              <w:t xml:space="preserve"> </w:t>
-            </w:r>
-            <w:r>
-              <w:t xml:space="preserve">baris dan </w:t>
-            </w:r>
-            <w:proofErr w:type="spellStart"/>
-            <w:r>
-              <w:t>kolom</w:t>
-            </w:r>
-            <w:proofErr w:type="spellEnd"/>
-            <w:r>
-              <w:t xml:space="preserve"> </w:t>
-            </w:r>
-            <w:proofErr w:type="spellStart"/>
-            <w:r>
-              <w:t>kartunya</w:t>
-            </w:r>
-            <w:proofErr w:type="spellEnd"/>
-            <w:r>
-              <w:t>.</w:t>
+            <w:tcW w:w="3251" w:type="dxa"/>
+          </w:tcPr>
+          <w:p>
+            <w:pPr>
+              <w:spacing w:after="0"/>
+            </w:pPr>
+            <w:r>
+              <w:t xml:space="preserve">Dikarenakan </w:t>
+            </w:r>
+            <w:r>
+              <w:t xml:space="preserve">mempermudah pengaturan posisi </w:t>
+            </w:r>
+            <w:r>
+              <w:t>antara gambar dan deskripsi</w:t>
+            </w:r>
+            <w:r>
+              <w:t xml:space="preserve"> agar terlihat presisi.</w:t>
             </w:r>
           </w:p>
         </w:tc>
@@ -2815,7 +2622,13 @@
         <w:rPr>
           <w:color w:val="1A1A2E"/>
         </w:rPr>
-        <w:t>Ganti deklarasi tinggi tetap pada berkas Pertemuan 4 dengan baris grid. Tinggi memakai dvh, bukan vh, supaya navbar dan kaki halaman tetap menempel saat bilah alamat ponsel bergerak.</w:t>
+        <w:t>Pada Pertemuan 4 halaman Anda masih mengalir satu arah dan kaki halaman hanya ditempeli margin-top. Ganti cara itu dengan baris grid: sisipkan satu wadah baru bernama .page di profil.html sebagai pembungkus header, main, dan footer, lalu tambahkan aturan .page berikut pada layout.css. Bila di Pertemuan 4 Anda sempat menulis min-height: 100vh pada body, hapus baris itu — tingginya kini ditangani .page. Tinggi memakai dvh, bukan vh, supaya navbar dan kaki halaman tetap menempel saat bilah alamat ponsel berger</w:t>
+      </w:r>
+      <w:r>
+        <w:rPr>
+          <w:color w:val="1A1A2E"/>
+        </w:rPr>
+        <w:t>ak.</w:t>
       </w:r>
     </w:p>
     <w:tbl>
@@ -2855,6 +2668,121 @@
                 <w:color w:val="1F2A44"/>
                 <w:sz w:val="17"/>
               </w:rPr>
+              <w:t>&lt;!-- profil.html: satu wadah baru membungkus tiga bagian halaman --&gt;</w:t>
+            </w:r>
+          </w:p>
+          <w:p>
+            <w:pPr>
+              <w:spacing w:after="0"/>
+            </w:pPr>
+            <w:r>
+              <w:rPr>
+                <w:rFonts w:ascii="DejaVu Sans Mono" w:eastAsia="DejaVu Sans Mono" w:hAnsi="DejaVu Sans Mono" w:cs="DejaVu Sans Mono"/>
+                <w:color w:val="1F2A44"/>
+                <w:sz w:val="17"/>
+              </w:rPr>
+              <w:t>&lt;body&gt;</w:t>
+            </w:r>
+          </w:p>
+          <w:p>
+            <w:pPr>
+              <w:spacing w:after="0"/>
+            </w:pPr>
+            <w:r>
+              <w:rPr>
+                <w:rFonts w:ascii="DejaVu Sans Mono" w:eastAsia="DejaVu Sans Mono" w:hAnsi="DejaVu Sans Mono" w:cs="DejaVu Sans Mono"/>
+                <w:color w:val="1F2A44"/>
+                <w:sz w:val="17"/>
+              </w:rPr>
+              <w:t xml:space="preserve">  &lt;div class="page"&gt;</w:t>
+            </w:r>
+          </w:p>
+          <w:p>
+            <w:pPr>
+              <w:spacing w:after="0"/>
+            </w:pPr>
+            <w:r>
+              <w:rPr>
+                <w:rFonts w:ascii="DejaVu Sans Mono" w:eastAsia="DejaVu Sans Mono" w:hAnsi="DejaVu Sans Mono" w:cs="DejaVu Sans Mono"/>
+                <w:color w:val="1F2A44"/>
+                <w:sz w:val="17"/>
+              </w:rPr>
+              <w:t xml:space="preserve">    &lt;header&gt;…&lt;/header&gt;</w:t>
+            </w:r>
+          </w:p>
+          <w:p>
+            <w:pPr>
+              <w:spacing w:after="0"/>
+            </w:pPr>
+            <w:r>
+              <w:rPr>
+                <w:rFonts w:ascii="DejaVu Sans Mono" w:eastAsia="DejaVu Sans Mono" w:hAnsi="DejaVu Sans Mono" w:cs="DejaVu Sans Mono"/>
+                <w:color w:val="1F2A44"/>
+                <w:sz w:val="17"/>
+              </w:rPr>
+              <w:t xml:space="preserve">    &lt;main&gt;…&lt;/main&gt;</w:t>
+            </w:r>
+          </w:p>
+          <w:p>
+            <w:pPr>
+              <w:spacing w:after="0"/>
+            </w:pPr>
+            <w:r>
+              <w:rPr>
+                <w:rFonts w:ascii="DejaVu Sans Mono" w:eastAsia="DejaVu Sans Mono" w:hAnsi="DejaVu Sans Mono" w:cs="DejaVu Sans Mono"/>
+                <w:color w:val="1F2A44"/>
+                <w:sz w:val="17"/>
+              </w:rPr>
+              <w:t xml:space="preserve">    &lt;footer&gt;…&lt;/footer&gt;</w:t>
+            </w:r>
+          </w:p>
+          <w:p>
+            <w:pPr>
+              <w:spacing w:after="0"/>
+            </w:pPr>
+            <w:r>
+              <w:rPr>
+                <w:rFonts w:ascii="DejaVu Sans Mono" w:eastAsia="DejaVu Sans Mono" w:hAnsi="DejaVu Sans Mono" w:cs="DejaVu Sans Mono"/>
+                <w:color w:val="1F2A44"/>
+                <w:sz w:val="17"/>
+              </w:rPr>
+              <w:t xml:space="preserve">  &lt;/div&gt;</w:t>
+            </w:r>
+          </w:p>
+          <w:p>
+            <w:pPr>
+              <w:spacing w:after="0"/>
+            </w:pPr>
+            <w:r>
+              <w:rPr>
+                <w:rFonts w:ascii="DejaVu Sans Mono" w:eastAsia="DejaVu Sans Mono" w:hAnsi="DejaVu Sans Mono" w:cs="DejaVu Sans Mono"/>
+                <w:color w:val="1F2A44"/>
+                <w:sz w:val="17"/>
+              </w:rPr>
+              <w:t>&lt;/body&gt;</w:t>
+            </w:r>
+          </w:p>
+        </w:tc>
+      </w:tr>
+      <w:tr>
+        <w:trPr>
+          <w:jc w:val="center"/>
+        </w:trPr>
+        <w:tc>
+          <w:tcPr>
+            <w:tcW w:w="9752" w:type="dxa"/>
+            <w:shd w:val="clear" w:color="auto" w:fill="F5F7FA"/>
+          </w:tcPr>
+          <w:p>
+            <w:pPr>
+              <w:spacing w:after="0"/>
+            </w:pPr>
+            <w:r>
+              <w:rPr>
+                <w:rFonts w:ascii="DejaVu Sans Mono" w:eastAsia="DejaVu Sans Mono" w:hAnsi="DejaVu Sans Mono" w:cs="DejaVu Sans Mono"/>
+                <w:color w:val="1F2A44"/>
+                <w:sz w:val="17"/>
+              </w:rPr>
               <w:t>.page {</w:t>
             </w:r>
           </w:p>
@@ -2941,6 +2869,47 @@
                 <w:sz w:val="19"/>
               </w:rPr>
               <w:t>Bila nilai 100dvh belum Anda kenal, ambil 100vh lebih dulu dan ganti setelah halaman berjalan di peramban.</w:t>
+            </w:r>
+          </w:p>
+        </w:tc>
+      </w:tr>
+      <w:tr>
+        <w:tblPrEx>
+          <w:tblBorders>
+            <w:top w:val="single" w:sz="8" w:space="0" w:color="9BB4E0"/>
+            <w:left w:val="single" w:sz="8" w:space="0" w:color="9BB4E0"/>
+            <w:bottom w:val="single" w:sz="8" w:space="0" w:color="9BB4E0"/>
+            <w:right w:val="single" w:sz="8" w:space="0" w:color="9BB4E0"/>
+            <w:insideH w:val="single" w:sz="8" w:space="0" w:color="9BB4E0"/>
+            <w:insideV w:val="single" w:sz="8" w:space="0" w:color="9BB4E0"/>
+          </w:tblBorders>
+        </w:tblPrEx>
+        <w:trPr>
+          <w:jc w:val="center"/>
+        </w:trPr>
+        <w:tc>
+          <w:tcPr>
+            <w:tcW w:w="9752" w:type="dxa"/>
+            <w:shd w:val="clear" w:color="auto" w:fill="F0F4FF"/>
+          </w:tcPr>
+          <w:p>
+            <w:pPr>
+              <w:spacing w:after="0"/>
+            </w:pPr>
+            <w:r>
+              <w:rPr>
+                <w:b/>
+                <w:color w:val="1A1A2E"/>
+                <w:sz w:val="19"/>
+              </w:rPr>
+              <w:t xml:space="preserve">Kapan dipakai. </w:t>
+            </w:r>
+            <w:r>
+              <w:rPr>
+                <w:color w:val="1A1A2E"/>
+                <w:sz w:val="19"/>
+              </w:rPr>
+              <w:t>Aturan .page ditulis sekali di sini dan bertahan sepanjang sisa semester. Lembar B sampai G hanya mengisi petak yang dibuat di sini, dan Pertemuan 6 cukup menyesuaikannya untuk layar kecil, bukan menyusun ulang. Karena itu .page adalah wadah paling luar halaman: tidak ada aturan .page kedua di lembar mana pun.</w:t>
             </w:r>
           </w:p>
         </w:tc>
@@ -4406,6 +4375,9 @@
             <w:pPr>
               <w:spacing w:after="0"/>
             </w:pPr>
+            <w:r>
+              <w:t>“sisi”</w:t>
+            </w:r>
           </w:p>
         </w:tc>
         <w:tc>
@@ -4421,7 +4393,7 @@
                 <w:color w:val="1A1A2E"/>
                 <w:sz w:val="18"/>
               </w:rPr>
-              <w:t>span  /  area bernama</w:t>
+              <w:t>area bernama</w:t>
             </w:r>
           </w:p>
         </w:tc>
@@ -4429,6 +4401,23 @@
           <w:tcPr>
             <w:tcW w:w="3251" w:type="dxa"/>
           </w:tcPr>
+          <w:p>
+            <w:pPr>
+              <w:spacing w:after="0"/>
+            </w:pPr>
+            <w:r>
+              <w:t>&lt;div class = "</w:t>
+            </w:r>
+            <w:r>
+              <w:t>sisi</w:t>
+            </w:r>
+            <w:r>
+              <w:t>"&gt;</w:t>
+            </w:r>
+            <w:r>
+              <w:t xml:space="preserve"> &lt;/div&gt;</w:t>
+            </w:r>
+          </w:p>
           <w:p>
             <w:pPr>
               <w:spacing w:after="0"/>
@@ -4448,6 +4437,9 @@
             <w:pPr>
               <w:spacing w:after="0"/>
             </w:pPr>
+            <w:r>
+              <w:t>“utama”</w:t>
+            </w:r>
           </w:p>
         </w:tc>
         <w:tc>
@@ -4463,7 +4455,7 @@
                 <w:color w:val="1A1A2E"/>
                 <w:sz w:val="18"/>
               </w:rPr>
-              <w:t>span  /  area bernama</w:t>
+              <w:t>area bernama</w:t>
             </w:r>
           </w:p>
         </w:tc>
@@ -4475,6 +4467,12 @@
             <w:pPr>
               <w:spacing w:after="0"/>
             </w:pPr>
+            <w:r>
+              <w:t>&lt;div class = "utama"&gt;</w:t>
+            </w:r>
+            <w:r>
+              <w:t xml:space="preserve"> &lt;/div&gt;</w:t>
+            </w:r>
           </w:p>
         </w:tc>
       </w:tr>
@@ -5354,15 +5352,13 @@
           </w:tcPr>
           <w:p>
             <w:pPr>
-              <w:spacing w:after="0"/>
-            </w:pPr>
-            <w:r>
-              <w:rPr>
-                <w:color w:val="1A1A2E"/>
-                <w:sz w:val="18"/>
-              </w:rPr>
-              <w:t>☐</w:t>
-            </w:r>
+              <w:pStyle w:val="ListParagraph"/>
+              <w:numPr>
+                <w:ilvl w:val="0"/>
+                <w:numId w:val="10"/>
+              </w:numPr>
+              <w:spacing w:after="0"/>
+            </w:pPr>
           </w:p>
         </w:tc>
       </w:tr>
@@ -5410,15 +5406,13 @@
           </w:tcPr>
           <w:p>
             <w:pPr>
-              <w:spacing w:after="0"/>
-            </w:pPr>
-            <w:r>
-              <w:rPr>
-                <w:color w:val="1A1A2E"/>
-                <w:sz w:val="18"/>
-              </w:rPr>
-              <w:t>☐</w:t>
-            </w:r>
+              <w:pStyle w:val="ListParagraph"/>
+              <w:numPr>
+                <w:ilvl w:val="0"/>
+                <w:numId w:val="10"/>
+              </w:numPr>
+              <w:spacing w:after="0"/>
+            </w:pPr>
           </w:p>
         </w:tc>
       </w:tr>
@@ -5466,15 +5460,13 @@
           </w:tcPr>
           <w:p>
             <w:pPr>
-              <w:spacing w:after="0"/>
-            </w:pPr>
-            <w:r>
-              <w:rPr>
-                <w:color w:val="1A1A2E"/>
-                <w:sz w:val="18"/>
-              </w:rPr>
-              <w:t>☐</w:t>
-            </w:r>
+              <w:pStyle w:val="ListParagraph"/>
+              <w:numPr>
+                <w:ilvl w:val="0"/>
+                <w:numId w:val="10"/>
+              </w:numPr>
+              <w:spacing w:after="0"/>
+            </w:pPr>
           </w:p>
         </w:tc>
       </w:tr>
@@ -5522,15 +5514,13 @@
           </w:tcPr>
           <w:p>
             <w:pPr>
-              <w:spacing w:after="0"/>
-            </w:pPr>
-            <w:r>
-              <w:rPr>
-                <w:color w:val="1A1A2E"/>
-                <w:sz w:val="18"/>
-              </w:rPr>
-              <w:t>☐</w:t>
-            </w:r>
+              <w:pStyle w:val="ListParagraph"/>
+              <w:numPr>
+                <w:ilvl w:val="0"/>
+                <w:numId w:val="10"/>
+              </w:numPr>
+              <w:spacing w:after="0"/>
+            </w:pPr>
           </w:p>
         </w:tc>
       </w:tr>
@@ -5578,15 +5568,13 @@
           </w:tcPr>
           <w:p>
             <w:pPr>
-              <w:spacing w:after="0"/>
-            </w:pPr>
-            <w:r>
-              <w:rPr>
-                <w:color w:val="1A1A2E"/>
-                <w:sz w:val="18"/>
-              </w:rPr>
-              <w:t>☐</w:t>
-            </w:r>
+              <w:pStyle w:val="ListParagraph"/>
+              <w:numPr>
+                <w:ilvl w:val="0"/>
+                <w:numId w:val="10"/>
+              </w:numPr>
+              <w:spacing w:after="0"/>
+            </w:pPr>
           </w:p>
         </w:tc>
       </w:tr>
@@ -5634,15 +5622,13 @@
           </w:tcPr>
           <w:p>
             <w:pPr>
-              <w:spacing w:after="0"/>
-            </w:pPr>
-            <w:r>
-              <w:rPr>
-                <w:color w:val="1A1A2E"/>
-                <w:sz w:val="18"/>
-              </w:rPr>
-              <w:t>☐</w:t>
-            </w:r>
+              <w:pStyle w:val="ListParagraph"/>
+              <w:numPr>
+                <w:ilvl w:val="0"/>
+                <w:numId w:val="10"/>
+              </w:numPr>
+              <w:spacing w:after="0"/>
+            </w:pPr>
           </w:p>
         </w:tc>
       </w:tr>
@@ -5708,21 +5694,40 @@
               </w:rPr>
               <w:t>Potongan kode:</w:t>
             </w:r>
-          </w:p>
-          <w:p>
-            <w:pPr>
-              <w:spacing w:after="0"/>
-            </w:pPr>
-          </w:p>
-          <w:p>
-            <w:pPr>
-              <w:spacing w:after="0"/>
-            </w:pPr>
             <w:r>
               <w:rPr>
                 <w:color w:val="1A1A2E"/>
               </w:rPr>
-              <w:t>Dipakai pada:</w:t>
+              <w:t xml:space="preserve"> </w:t>
+            </w:r>
+            <w:r>
+              <w:rPr>
+                <w:color w:val="1A1A2E"/>
+              </w:rPr>
+              <w:t>&lt;div class=”kartu”</w:t>
+            </w:r>
+            <w:r>
+              <w:rPr>
+                <w:color w:val="1A1A2E"/>
+              </w:rPr>
+              <w:t>&gt; &lt;/div&gt;</w:t>
+            </w:r>
+          </w:p>
+          <w:p>
+            <w:pPr>
+              <w:spacing w:after="0"/>
+            </w:pPr>
+            <w:r>
+              <w:rPr>
+                <w:color w:val="1A1A2E"/>
+              </w:rPr>
+              <w:t>Dipakai pada</w:t>
+            </w:r>
+            <w:r>
+              <w:rPr>
+                <w:color w:val="1A1A2E"/>
+              </w:rPr>
+              <w:t xml:space="preserve"> saat ingin menambahkan kartu pada gambar.</w:t>
             </w:r>
           </w:p>
         </w:tc>
@@ -5889,6 +5894,9 @@
             <w:pPr>
               <w:spacing w:after="0"/>
             </w:pPr>
+            <w:r>
+              <w:t>30</w:t>
+            </w:r>
           </w:p>
         </w:tc>
         <w:tc>
@@ -5955,6 +5963,9 @@
             <w:pPr>
               <w:spacing w:after="0"/>
             </w:pPr>
+            <w:r>
+              <w:t>25</w:t>
+            </w:r>
           </w:p>
         </w:tc>
         <w:tc>
@@ -6021,6 +6032,9 @@
             <w:pPr>
               <w:spacing w:after="0"/>
             </w:pPr>
+            <w:r>
+              <w:t>25</w:t>
+            </w:r>
           </w:p>
         </w:tc>
         <w:tc>
@@ -6087,6 +6101,9 @@
             <w:pPr>
               <w:spacing w:after="0"/>
             </w:pPr>
+            <w:r>
+              <w:t>10</w:t>
+            </w:r>
           </w:p>
         </w:tc>
         <w:tc>
@@ -6282,6 +6299,15 @@
             <w:pPr>
               <w:spacing w:after="0"/>
             </w:pPr>
+            <w:r>
+              <w:t xml:space="preserve">Pada bagian kepala halaman, karena flex dapat membantu </w:t>
+            </w:r>
+            <w:r>
+              <w:t xml:space="preserve">untuk menyamaratakan posisi </w:t>
+            </w:r>
+            <w:r>
+              <w:t>judul dan menu navigasi dalam satu baris.</w:t>
+            </w:r>
           </w:p>
         </w:tc>
       </w:tr>
@@ -6314,6 +6340,33 @@
             <w:pPr>
               <w:spacing w:after="0"/>
             </w:pPr>
+            <w:r>
+              <w:t>Isi dua kolom, galeri kartu</w:t>
+            </w:r>
+            <w:r>
+              <w:t xml:space="preserve">, dan </w:t>
+            </w:r>
+            <w:r>
+              <w:t>isi di dalam kartu</w:t>
+            </w:r>
+            <w:r>
+              <w:t xml:space="preserve">. Dikarenakan mempermudah pembagian layout layar, </w:t>
+            </w:r>
+            <w:r>
+              <w:t xml:space="preserve">otomatis mengatur </w:t>
+            </w:r>
+            <w:r>
+              <w:t>posisi kartu</w:t>
+            </w:r>
+            <w:r>
+              <w:t xml:space="preserve"> agar tetep rapih, serta mempermudah </w:t>
+            </w:r>
+            <w:r>
+              <w:t xml:space="preserve">pengaturan gambar dan </w:t>
+            </w:r>
+            <w:r>
+              <w:t>deskripsi agar terlihat presisi.</w:t>
+            </w:r>
           </w:p>
         </w:tc>
       </w:tr>
@@ -6346,6 +6399,9 @@
             <w:pPr>
               <w:spacing w:after="0"/>
             </w:pPr>
+            <w:r>
+              <w:t>Tidak ada</w:t>
+            </w:r>
           </w:p>
         </w:tc>
       </w:tr>
@@ -6400,21 +6456,45 @@
               </w:rPr>
               <w:t>Bagian yang paling sulit:</w:t>
             </w:r>
-          </w:p>
-          <w:p>
-            <w:pPr>
-              <w:spacing w:after="0"/>
-            </w:pPr>
-          </w:p>
-          <w:p>
-            <w:pPr>
-              <w:spacing w:after="0"/>
-            </w:pPr>
             <w:r>
               <w:rPr>
                 <w:color w:val="B00020"/>
               </w:rPr>
+              <w:t xml:space="preserve"> </w:t>
+            </w:r>
+            <w:r>
+              <w:rPr>
+                <w:color w:val="B00020"/>
+              </w:rPr>
+              <w:t>membuat layout</w:t>
+            </w:r>
+            <w:r>
+              <w:rPr>
+                <w:color w:val="B00020"/>
+              </w:rPr>
+              <w:t>.</w:t>
+            </w:r>
+          </w:p>
+          <w:p>
+            <w:pPr>
+              <w:spacing w:after="0"/>
+            </w:pPr>
+          </w:p>
+          <w:p>
+            <w:pPr>
+              <w:spacing w:after="0"/>
+            </w:pPr>
+            <w:r>
+              <w:rPr>
+                <w:color w:val="B00020"/>
+              </w:rPr>
               <w:t>Bagian yang saya ingin dibahas di kelas:</w:t>
+            </w:r>
+            <w:r>
+              <w:rPr>
+                <w:color w:val="B00020"/>
+              </w:rPr>
+              <w:t xml:space="preserve"> </w:t>
             </w:r>
           </w:p>
         </w:tc>
@@ -6431,6 +6511,7 @@
           <w:color w:val="5A6080"/>
           <w:sz w:val="16"/>
         </w:rPr>
+        <w:lastRenderedPageBreak/>
         <w:t>Worksheet P5  ·  Layout Modern: Flexbox dan Grid  ·  SIF302  ·  halaman 1</w:t>
       </w:r>
     </w:p>
@@ -6617,32 +6698,148 @@
       </w:rPr>
     </w:lvl>
   </w:abstractNum>
-  <w:num w:numId="1" w16cid:durableId="106581508">
+  <w:abstractNum w:abstractNumId="9" w15:restartNumberingAfterBreak="0">
+    <w:nsid w:val="2F935D25"/>
+    <w:multiLevelType w:val="hybridMultilevel"/>
+    <w:tmpl w:val="5E0687FA"/>
+    <w:lvl w:ilvl="0" w:tplc="0409000D">
+      <w:start w:val="1"/>
+      <w:numFmt w:val="bullet"/>
+      <w:lvlText w:val=""/>
+      <w:lvlJc w:val="left"/>
+      <w:pPr>
+        <w:ind w:left="720" w:hanging="360"/>
+      </w:pPr>
+      <w:rPr>
+        <w:rFonts w:ascii="Wingdings" w:hAnsi="Wingdings" w:hint="default"/>
+      </w:rPr>
+    </w:lvl>
+    <w:lvl w:ilvl="1" w:tplc="04090003" w:tentative="1">
+      <w:start w:val="1"/>
+      <w:numFmt w:val="bullet"/>
+      <w:lvlText w:val="o"/>
+      <w:lvlJc w:val="left"/>
+      <w:pPr>
+        <w:ind w:left="1440" w:hanging="360"/>
+      </w:pPr>
+      <w:rPr>
+        <w:rFonts w:ascii="Courier New" w:hAnsi="Courier New" w:cs="Courier New" w:hint="default"/>
+      </w:rPr>
+    </w:lvl>
+    <w:lvl w:ilvl="2" w:tplc="04090005" w:tentative="1">
+      <w:start w:val="1"/>
+      <w:numFmt w:val="bullet"/>
+      <w:lvlText w:val=""/>
+      <w:lvlJc w:val="left"/>
+      <w:pPr>
+        <w:ind w:left="2160" w:hanging="360"/>
+      </w:pPr>
+      <w:rPr>
+        <w:rFonts w:ascii="Wingdings" w:hAnsi="Wingdings" w:hint="default"/>
+      </w:rPr>
+    </w:lvl>
+    <w:lvl w:ilvl="3" w:tplc="04090001" w:tentative="1">
+      <w:start w:val="1"/>
+      <w:numFmt w:val="bullet"/>
+      <w:lvlText w:val=""/>
+      <w:lvlJc w:val="left"/>
+      <w:pPr>
+        <w:ind w:left="2880" w:hanging="360"/>
+      </w:pPr>
+      <w:rPr>
+        <w:rFonts w:ascii="Symbol" w:hAnsi="Symbol" w:hint="default"/>
+      </w:rPr>
+    </w:lvl>
+    <w:lvl w:ilvl="4" w:tplc="04090003" w:tentative="1">
+      <w:start w:val="1"/>
+      <w:numFmt w:val="bullet"/>
+      <w:lvlText w:val="o"/>
+      <w:lvlJc w:val="left"/>
+      <w:pPr>
+        <w:ind w:left="3600" w:hanging="360"/>
+      </w:pPr>
+      <w:rPr>
+        <w:rFonts w:ascii="Courier New" w:hAnsi="Courier New" w:cs="Courier New" w:hint="default"/>
+      </w:rPr>
+    </w:lvl>
+    <w:lvl w:ilvl="5" w:tplc="04090005" w:tentative="1">
+      <w:start w:val="1"/>
+      <w:numFmt w:val="bullet"/>
+      <w:lvlText w:val=""/>
+      <w:lvlJc w:val="left"/>
+      <w:pPr>
+        <w:ind w:left="4320" w:hanging="360"/>
+      </w:pPr>
+      <w:rPr>
+        <w:rFonts w:ascii="Wingdings" w:hAnsi="Wingdings" w:hint="default"/>
+      </w:rPr>
+    </w:lvl>
+    <w:lvl w:ilvl="6" w:tplc="04090001" w:tentative="1">
+      <w:start w:val="1"/>
+      <w:numFmt w:val="bullet"/>
+      <w:lvlText w:val=""/>
+      <w:lvlJc w:val="left"/>
+      <w:pPr>
+        <w:ind w:left="5040" w:hanging="360"/>
+      </w:pPr>
+      <w:rPr>
+        <w:rFonts w:ascii="Symbol" w:hAnsi="Symbol" w:hint="default"/>
+      </w:rPr>
+    </w:lvl>
+    <w:lvl w:ilvl="7" w:tplc="04090003" w:tentative="1">
+      <w:start w:val="1"/>
+      <w:numFmt w:val="bullet"/>
+      <w:lvlText w:val="o"/>
+      <w:lvlJc w:val="left"/>
+      <w:pPr>
+        <w:ind w:left="5760" w:hanging="360"/>
+      </w:pPr>
+      <w:rPr>
+        <w:rFonts w:ascii="Courier New" w:hAnsi="Courier New" w:cs="Courier New" w:hint="default"/>
+      </w:rPr>
+    </w:lvl>
+    <w:lvl w:ilvl="8" w:tplc="04090005" w:tentative="1">
+      <w:start w:val="1"/>
+      <w:numFmt w:val="bullet"/>
+      <w:lvlText w:val=""/>
+      <w:lvlJc w:val="left"/>
+      <w:pPr>
+        <w:ind w:left="6480" w:hanging="360"/>
+      </w:pPr>
+      <w:rPr>
+        <w:rFonts w:ascii="Wingdings" w:hAnsi="Wingdings" w:hint="default"/>
+      </w:rPr>
+    </w:lvl>
+  </w:abstractNum>
+  <w:num w:numId="1" w16cid:durableId="2051953507">
     <w:abstractNumId w:val="8"/>
   </w:num>
-  <w:num w:numId="2" w16cid:durableId="1638294414">
+  <w:num w:numId="2" w16cid:durableId="1374236126">
     <w:abstractNumId w:val="6"/>
   </w:num>
-  <w:num w:numId="3" w16cid:durableId="977994424">
+  <w:num w:numId="3" w16cid:durableId="930091039">
     <w:abstractNumId w:val="5"/>
   </w:num>
-  <w:num w:numId="4" w16cid:durableId="77941397">
+  <w:num w:numId="4" w16cid:durableId="493378935">
     <w:abstractNumId w:val="4"/>
   </w:num>
-  <w:num w:numId="5" w16cid:durableId="553659605">
+  <w:num w:numId="5" w16cid:durableId="1245527901">
     <w:abstractNumId w:val="7"/>
   </w:num>
-  <w:num w:numId="6" w16cid:durableId="1648513420">
+  <w:num w:numId="6" w16cid:durableId="1097991345">
     <w:abstractNumId w:val="3"/>
   </w:num>
-  <w:num w:numId="7" w16cid:durableId="1567450452">
+  <w:num w:numId="7" w16cid:durableId="970548873">
     <w:abstractNumId w:val="2"/>
   </w:num>
-  <w:num w:numId="8" w16cid:durableId="124935949">
+  <w:num w:numId="8" w16cid:durableId="1786845804">
     <w:abstractNumId w:val="1"/>
   </w:num>
-  <w:num w:numId="9" w16cid:durableId="646783550">
+  <w:num w:numId="9" w16cid:durableId="1223058244">
     <w:abstractNumId w:val="0"/>
+  </w:num>
+  <w:num w:numId="10" w16cid:durableId="2133279205">
+    <w:abstractNumId w:val="9"/>
   </w:num>
 </w:numbering>
 </file>
@@ -7252,7 +7449,6 @@
   <w:style w:type="character" w:default="1" w:styleId="DefaultParagraphFont">
     <w:name w:val="Default Paragraph Font"/>
     <w:uiPriority w:val="1"/>
-    <w:semiHidden/>
     <w:unhideWhenUsed/>
   </w:style>
   <w:style w:type="table" w:default="1" w:styleId="TableNormal">
